--- a/docs/historias-de-usuario.docx
+++ b/docs/historias-de-usuario.docx
@@ -5070,7 +5070,7 @@
           <w:p>
             <w:pPr/>
             <w:r>
-              <w:t xml:space="preserve">Código en repositorio Git, arquitectura por capas (frontend, API, base de datos) y pruebas unitarias en la lógica de reservas.</w:t>
+              <w:t xml:space="preserve">Código en repositorio Git, arquitectura por capas (frontend, API, base de datos) con el backend como monolito modular (un módulo por épica) y pruebas unitarias en la lógica de reservas.</w:t>
             </w:r>
           </w:p>
         </w:tc>
